--- a/resources/igcse-economics-0455-complete-year/IGCSE-0455-FREE-SAMPLE.docx
+++ b/resources/igcse-economics-0455-complete-year/IGCSE-0455-FREE-SAMPLE.docx
@@ -20,7 +20,17 @@
           <w:i w:val="0"/>
           <w:sz w:val="24"/>
         </w:rPr>
-        <w:t>Written for Cambridge IGCSE Economics 0455. 30 weeks, 90 planned hours, six assessed units.</w:t>
+        <w:t>Written for the Cambridge IGCSE Economics 0455 syllabus for examination in 2026. 30 weeks, 90 planned hours, six assessed units.</w:t>
+      </w:r>
+    </w:p>
+    <w:p>
+      <w:r>
+        <w:rPr>
+          <w:b/>
+          <w:i w:val="0"/>
+          <w:sz w:val="22"/>
+        </w:rPr>
+        <w:t>If your candidates sit exams in 2027 or later, use the 0455 syllabus for examination in 2027, 2028 and 2029. Both papers changed, the mark totals and durations changed, and sections 2, 3 and 4 of the subject content were renumbered. This pack prints both sets of figures and both sets of syllabus references.</w:t>
       </w:r>
     </w:p>
     <w:p>
@@ -30,7 +40,7 @@
           <w:i w:val="0"/>
           <w:sz w:val="21"/>
         </w:rPr>
-        <w:t>This is the editable version. Every lesson, task, answer, bank, assessment and mark scheme below is ordinary Word text: change the economies, the figures or the sequence to fit your centre. The PDF is the print ready layout; the PowerPoint carries every weekly retrieval starter and the eleven diagrams.</w:t>
+        <w:t>This is the editable version. Every lesson, task, answer, bank, assessment and mark scheme below is ordinary Word text: change the economies, the figures or the sequence to fit your centre. The PDF is the print ready layout; the PowerPoint carries every weekly retrieval starter and the thirteen diagrams.</w:t>
       </w:r>
     </w:p>
     <w:p>
@@ -51,7 +61,7 @@
           <w:i w:val="0"/>
           <w:sz w:val="21"/>
         </w:rPr>
-        <w:t>This is a full teaching year for Cambridge IGCSE Economics 0455: 30 weeks, planned at three timetabled hours a week. Every week has two taught lessons, each written out in full with an objective, minute by minute timings, teaching points, a task with data and full answers, and a third hour that runs on the unit question bank, the weekly retrieval quiz and, at the end of each unit, the unit assessment. Everything the third hour needs is inside this pack, so the year holds together without any other resource. The Word version makes every page editable, and the PowerPoint carries all 30 retrieval quizzes with answers, ready to project, together with the eleven diagrams.</w:t>
+        <w:t>This is a full teaching year for Cambridge IGCSE Economics 0455: 30 weeks, planned at three timetabled hours a week. Every week has two taught lessons, each written out in full with an objective, minute by minute timings, teaching points, a task with data and full answers, and a third hour that runs on the unit question bank, the weekly retrieval quiz and, at the end of each unit, the unit assessment. Everything the third hour needs is inside this pack, so the year holds together without any other resource. The Word version makes every page editable, and the PowerPoint carries all 30 retrieval quizzes with answers, ready to project, together with the thirteen diagrams. Read the section named Which syllabus this follows before you plan, because Cambridge changed both papers and renumbered three of the six content sections for examination from 2027.</w:t>
       </w:r>
     </w:p>
     <w:p>
@@ -274,10 +284,21 @@
         <w:rPr>
           <w:b/>
         </w:rPr>
+        <w:t xml:space="preserve">Which syllabus this follows. </w:t>
+      </w:r>
+      <w:r>
+        <w:t>Cambridge publishes 0455 as separate syllabus documents tied to exam years, and tells centres to check they are using the one for the year the candidate sits the exam. The teaching content here is written against the syllabus for examination in 2026, and the paper structure printed in the section named The two papers is given for both that syllabus and the syllabus for examination in 2027, 2028 and 2029. For 2027 Cambridge lengthened Paper 1 to 1 hour and 40 marks, shortened Paper 2 to 2 hours and 80 marks, cut Section A of Paper 2 from 30 marks to 20, changed the assessment objective weightings, and renumbered sections 2, 3 and 4 of the subject content. If your candidates sit exams from the 2027 series, read the 2027 to 2029 figures throughout and open that syllabus before you plan.</w:t>
+      </w:r>
+    </w:p>
+    <w:p>
+      <w:r>
+        <w:rPr>
+          <w:b/>
+        </w:rPr>
         <w:t xml:space="preserve">What it covers. </w:t>
       </w:r>
       <w:r>
-        <w:t>All six sections of the 0455 subject content, in the order Cambridge lists them, across 30 teaching weeks. Every lesson page carries the syllabus reference it teaches, down to the numbered subsection.</w:t>
+        <w:t>All six sections of the 0455 subject content, in the order Cambridge lists them, across 30 teaching weeks. Every lesson page carries the syllabus reference it teaches, down to the numbered subsection, printed twice: the code in the syllabus for examination in 2026, then the code in the syllabus for examination in 2027, 2028 and 2029.</w:t>
       </w:r>
     </w:p>
     <w:p>
@@ -310,7 +331,7 @@
         <w:t xml:space="preserve">What it does not contain. </w:t>
       </w:r>
       <w:r>
-        <w:t>No past papers and no Cambridge mark schemes: those are Cambridge copyright and are available to centres from the School Support Hub, so reprinting them here would add cost and no value. No textbook chapters, and no video or online component. Diagrams are described precisely and drawn in the PowerPoint, but this is a teaching year rather than a diagram atlas.</w:t>
+        <w:t>No past papers and no Cambridge mark schemes: those are Cambridge copyright, so reprinting them here would add cost and no value. They are not hard to get. Recent past papers with their mark schemes, and both sets of specimen papers with their mark schemes, including the specimen papers for examination from 2027, are published free on the 0455 past papers page at cambridgeinternational.org, with no login. Examiner reports, example candidate responses and the full archive are on the School Support Hub, which registered centres log into. Open the 2027 specimen Paper 2 mark scheme alongside this pack: it is the document that settles any argument about how a question is marked. No textbook chapters, and no video or online component. Diagrams are described precisely and drawn in the PowerPoint, but this is a teaching year rather than a diagram atlas.</w:t>
       </w:r>
     </w:p>
     <w:p>
@@ -321,7 +342,7 @@
         <w:t xml:space="preserve">Where the figures come from. </w:t>
       </w:r>
       <w:r>
-        <w:t>Every economy, market and firm in the tasks is written for teaching, in the way exam board stimulus material is. That is deliberate: made for purpose data lets every question have a checkable answer and stops the pack going stale when a real statistic is revised. Every figure in this pack is internally consistent and every stated answer was recomputed from its own case data before publication.</w:t>
+        <w:t>Every economy, market and firm in the tasks is written for teaching. That is deliberate: made for purpose data lets every question have a checkable answer and stops the pack going stale when a real statistic is revised. Every figure in this pack is internally consistent and every stated answer was recomputed from its own case data before publication. Cambridge does not work that way in Section A of Paper 2: its syllabus says candidates there respond to previously unseen information about a real economic situation, and its recent papers use real countries with published data. So pair these tasks with a real data set before the exam, and use the free specimen and past papers for that.</w:t>
       </w:r>
     </w:p>
     <w:p>
@@ -332,7 +353,7 @@
         <w:t xml:space="preserve">How the marking works. </w:t>
       </w:r>
       <w:r>
-        <w:t>The unit assessments use the 2, 4, 6 and 8 mark tariffs that 0455 structured questions are built from, and the levels ladder printed in the section named The levels ladder used in every mark scheme. That ladder is this pack's own, written against the three assessment objectives. It is not a reproduction of a Cambridge mark scheme grid, and it is not a prediction of one.</w:t>
+        <w:t>The unit assessments use the 2, 4, 6 and 8 mark tariffs that Section B of Cambridge Paper 2 is assembled from. Section A of Cambridge Paper 2 uses a wider spread, including 1 and 5 mark parts, and contains no 8 mark question, so Section C of each unit assessment drills that separately. Cambridge marks by levels of response on the 8 mark part (d) judgement questions only, and point marks everything else, including its 6 mark questions. This pack follows that split. The levels ladder printed in the section named The levels ladder is set to Cambridge's own published mark bands, and the wording of the descriptors is this pack's: it is not a reproduction of a Cambridge mark scheme and it is not a prediction of one.</w:t>
       </w:r>
     </w:p>
     <w:p>
@@ -343,7 +364,7 @@
         <w:t xml:space="preserve">One thing to check yourself. </w:t>
       </w:r>
       <w:r>
-        <w:t>Cambridge revises assessment arrangements between syllabus cycles, and some regions enter candidates under separate codes. The paper structure below is written for 0455 as it stands. Check the syllabus for your own exam series and entry code before you plan assessment dates around it.</w:t>
+        <w:t>Cambridge revised 0455 for first examination in 2027, and the revised syllabus was published in September 2024. Some regions also enter candidates under separate codes: Cambridge IGCSE (9 to 1) Economics 0987 and Cambridge O Level Economics 2281 cannot be taken alongside 0455. Check the syllabus for your own exam series and entry code before you plan assessment dates around it.</w:t>
       </w:r>
     </w:p>
     <w:p>
@@ -471,7 +492,15 @@
               <w:rPr>
                 <w:sz w:val="19"/>
               </w:rPr>
-              <w:t>1.1 to 1.4: scarcity and choice, the factors of production, opportunity cost, the production possibility curve</w:t>
+              <w:t>2026: 1.1 to 1.4. 2027 to 2029: 1.1 to 1.4.</w:t>
+            </w:r>
+          </w:p>
+          <w:p>
+            <w:r>
+              <w:rPr>
+                <w:sz w:val="19"/>
+              </w:rPr>
+              <w:t>Scarcity and choice, the factors of production, opportunity cost, the production possibility curve.</w:t>
             </w:r>
           </w:p>
         </w:tc>
@@ -529,7 +558,15 @@
               <w:rPr>
                 <w:sz w:val="19"/>
               </w:rPr>
-              <w:t>2.1 to 2.11: micro and macro, markets, demand, supply, price determination, price changes, price elasticity of demand and of supply, the market system, market failure, the mixed system</w:t>
+              <w:t>2026: 2.1 to 2.11. 2027 to 2029: 2.1 to 2.10.</w:t>
+            </w:r>
+          </w:p>
+          <w:p>
+            <w:r>
+              <w:rPr>
+                <w:sz w:val="19"/>
+              </w:rPr>
+              <w:t>Markets and resource allocation, demand, supply, price determination, price changes, price elasticity of demand and of supply, the market economic system, market failure, the mixed economic system. The standalone micro and macro topic is 2.1 to 2026 and is not a separate topic from 2027.</w:t>
             </w:r>
           </w:p>
         </w:tc>
@@ -587,7 +624,15 @@
               <w:rPr>
                 <w:sz w:val="19"/>
               </w:rPr>
-              <w:t>3.1 to 3.8: money and banking, households, workers, trade unions, firms, production, costs and revenue, market structure</w:t>
+              <w:t>2026: 3.1 to 3.8. 2027 to 2029: 3.1 to 3.7.</w:t>
+            </w:r>
+          </w:p>
+          <w:p>
+            <w:r>
+              <w:rPr>
+                <w:sz w:val="19"/>
+              </w:rPr>
+              <w:t>Money and banking, households, workers, firms, firms and production, firms' costs revenue and objectives, types of markets. Trade unions is its own section 3.4 to 2026 and from 2027 sits inside wage determination at 3.3.2.</w:t>
             </w:r>
           </w:p>
         </w:tc>
@@ -645,7 +690,15 @@
               <w:rPr>
                 <w:sz w:val="19"/>
               </w:rPr>
-              <w:t>4.1 to 4.8: the role of government, macroeconomic aims, fiscal policy, monetary policy, supply side policy, economic growth, employment and unemployment, inflation and deflation</w:t>
+              <w:t>2026: 4.1 to 4.8. 2027 to 2029: 4.1 to 4.7.</w:t>
+            </w:r>
+          </w:p>
+          <w:p>
+            <w:r>
+              <w:rPr>
+                <w:sz w:val="19"/>
+              </w:rPr>
+              <w:t>Government macroeconomic intervention, fiscal policy, monetary policy, supply side policy, economic growth, employment and unemployment, inflation. The role of government is its own section 4.1 to 2026 and is not a separate topic from 2027, and deflation reduces to a definition.</w:t>
             </w:r>
           </w:p>
         </w:tc>
@@ -703,7 +756,15 @@
               <w:rPr>
                 <w:sz w:val="19"/>
               </w:rPr>
-              <w:t>5.1 to 5.4: living standards, poverty, population, differences in development between countries</w:t>
+              <w:t>2026 and 2027 to 2029: 5.1 to 5.4.</w:t>
+            </w:r>
+          </w:p>
+          <w:p>
+            <w:r>
+              <w:rPr>
+                <w:sz w:val="19"/>
+              </w:rPr>
+              <w:t>Living standards, poverty, population, differences in development between countries.</w:t>
             </w:r>
           </w:p>
         </w:tc>
@@ -761,7 +822,15 @@
               <w:rPr>
                 <w:sz w:val="19"/>
               </w:rPr>
-              <w:t>6.1 to 6.4: international specialisation, globalisation and protection, foreign exchange rates, the current account</w:t>
+              <w:t>2026 and 2027 to 2029: 6.1 to 6.4.</w:t>
+            </w:r>
+          </w:p>
+          <w:p>
+            <w:r>
+              <w:rPr>
+                <w:sz w:val="19"/>
+              </w:rPr>
+              <w:t>Specialisation and free trade, globalisation and trade restrictions, foreign exchange rates, the current account.</w:t>
             </w:r>
           </w:p>
         </w:tc>
@@ -1071,7 +1140,7 @@
           <w:i w:val="0"/>
           <w:sz w:val="21"/>
         </w:rPr>
-        <w:t>Syllabus 1.1 to 1.4</w:t>
+        <w:t>Syllabus 1.1 to 1.4 in the syllabus for 2026, and 1.1 to 1.4 in the syllabus for 2027 to 2029</w:t>
       </w:r>
     </w:p>
     <w:p>
@@ -1112,7 +1181,7 @@
           <w:i w:val="0"/>
           <w:sz w:val="21"/>
         </w:rPr>
-        <w:t>Syllabus 1.1.1.</w:t>
+        <w:t>Syllabus reference, 2026: 1.1.1  |  2027 to 2029: 1.1.1.</w:t>
       </w:r>
     </w:p>
     <w:p>
@@ -1952,7 +2021,7 @@
           <w:i w:val="0"/>
           <w:sz w:val="21"/>
         </w:rPr>
-        <w:t>Syllabus 1.1.2.</w:t>
+        <w:t>Syllabus reference, 2026: 1.1.2  |  2027 to 2029: 1.1.3.</w:t>
       </w:r>
     </w:p>
     <w:p>
